--- a/러시아 인권변호사/1부/1부_6화_다리야와의_인연.docx
+++ b/러시아 인권변호사/1부/1부_6화_다리야와의_인연.docx
@@ -207,6 +207,98 @@
           <w:i w:val="0"/>
           <w:sz w:val="22"/>
         </w:rPr>
+        <w:t xml:space="preserve">Быков: </w:t>
+      </w:r>
+      <w:r>
+        <w:rPr>
+          <w:rFonts w:ascii="Times New Roman" w:hAnsi="Times New Roman" w:eastAsia="Malgun Gothic"/>
+          <w:b w:val="0"/>
+          <w:i w:val="0"/>
+          <w:sz w:val="22"/>
+        </w:rPr>
+        <w:t>Вы меня знаете?</w:t>
+      </w:r>
+    </w:p>
+    <w:p>
+      <w:pPr>
+        <w:spacing w:before="0" w:after="110" w:line="300" w:lineRule="auto"/>
+      </w:pPr>
+      <w:r>
+        <w:rPr>
+          <w:rFonts w:ascii="Times New Roman" w:hAnsi="Times New Roman" w:eastAsia="Malgun Gothic"/>
+          <w:b/>
+          <w:i w:val="0"/>
+          <w:sz w:val="22"/>
+        </w:rPr>
+        <w:t xml:space="preserve">Дарья: </w:t>
+      </w:r>
+      <w:r>
+        <w:rPr>
+          <w:rFonts w:ascii="Times New Roman" w:hAnsi="Times New Roman" w:eastAsia="Malgun Gothic"/>
+          <w:b w:val="0"/>
+          <w:i w:val="0"/>
+          <w:sz w:val="22"/>
+        </w:rPr>
+        <w:t>Кто ж в городе не знает адвоката, который пишет жалобы на всех подряд? В редакции на вас целая папка.</w:t>
+      </w:r>
+    </w:p>
+    <w:p>
+      <w:pPr>
+        <w:spacing w:before="0" w:after="110" w:line="300" w:lineRule="auto"/>
+      </w:pPr>
+      <w:r>
+        <w:rPr>
+          <w:rFonts w:ascii="Times New Roman" w:hAnsi="Times New Roman" w:eastAsia="Malgun Gothic"/>
+          <w:b/>
+          <w:i w:val="0"/>
+          <w:sz w:val="22"/>
+        </w:rPr>
+        <w:t xml:space="preserve">Быков: </w:t>
+      </w:r>
+      <w:r>
+        <w:rPr>
+          <w:rFonts w:ascii="Times New Roman" w:hAnsi="Times New Roman" w:eastAsia="Malgun Gothic"/>
+          <w:b w:val="0"/>
+          <w:i w:val="0"/>
+          <w:sz w:val="22"/>
+        </w:rPr>
+        <w:t>Надеюсь, потолще, чем досье в некоторых других местах.</w:t>
+      </w:r>
+    </w:p>
+    <w:p>
+      <w:pPr>
+        <w:spacing w:before="0" w:after="110" w:line="300" w:lineRule="auto"/>
+      </w:pPr>
+      <w:r>
+        <w:rPr>
+          <w:rFonts w:ascii="Times New Roman" w:hAnsi="Times New Roman" w:eastAsia="Malgun Gothic"/>
+          <w:b/>
+          <w:i w:val="0"/>
+          <w:sz w:val="22"/>
+        </w:rPr>
+        <w:t xml:space="preserve">Дарья: </w:t>
+      </w:r>
+      <w:r>
+        <w:rPr>
+          <w:rFonts w:ascii="Times New Roman" w:hAnsi="Times New Roman" w:eastAsia="Malgun Gothic"/>
+          <w:b w:val="0"/>
+          <w:i w:val="0"/>
+          <w:sz w:val="22"/>
+        </w:rPr>
+        <w:t>Потоньше, Виктор Петрович. Но интереснее.</w:t>
+      </w:r>
+    </w:p>
+    <w:p>
+      <w:pPr>
+        <w:spacing w:before="0" w:after="110" w:line="300" w:lineRule="auto"/>
+      </w:pPr>
+      <w:r>
+        <w:rPr>
+          <w:rFonts w:ascii="Times New Roman" w:hAnsi="Times New Roman" w:eastAsia="Malgun Gothic"/>
+          <w:b/>
+          <w:i w:val="0"/>
+          <w:sz w:val="22"/>
+        </w:rPr>
         <w:t xml:space="preserve">Лёша: </w:t>
       </w:r>
       <w:r>
@@ -286,6 +378,39 @@
           <w:sz w:val="22"/>
         </w:rPr>
         <w:t>Пока не скажу. Сначала — предложение.</w:t>
+      </w:r>
+    </w:p>
+    <w:p>
+      <w:pPr>
+        <w:spacing w:before="0" w:after="110" w:line="300" w:lineRule="auto"/>
+      </w:pPr>
+      <w:r>
+        <w:rPr>
+          <w:rFonts w:ascii="Times New Roman" w:hAnsi="Times New Roman" w:eastAsia="Malgun Gothic"/>
+          <w:b/>
+          <w:i w:val="0"/>
+          <w:sz w:val="22"/>
+        </w:rPr>
+        <w:t xml:space="preserve">Быков: </w:t>
+      </w:r>
+      <w:r>
+        <w:rPr>
+          <w:rFonts w:ascii="Times New Roman" w:hAnsi="Times New Roman" w:eastAsia="Malgun Gothic"/>
+          <w:b w:val="0"/>
+          <w:i/>
+          <w:color w:val="555555"/>
+          <w:sz w:val="22"/>
+        </w:rPr>
+        <w:t>(Лёше)</w:t>
+      </w:r>
+      <w:r>
+        <w:rPr>
+          <w:rFonts w:ascii="Times New Roman" w:hAnsi="Times New Roman" w:eastAsia="Malgun Gothic"/>
+          <w:b w:val="0"/>
+          <w:i w:val="0"/>
+          <w:sz w:val="22"/>
+        </w:rPr>
+        <w:t xml:space="preserve"> Видишь? Торгуется, как на базаре. Мне уже нравится.</w:t>
       </w:r>
     </w:p>
     <w:p>
@@ -592,6 +717,223 @@
     </w:p>
     <w:p>
       <w:pPr>
+        <w:spacing w:before="0" w:after="110" w:line="300" w:lineRule="auto"/>
+      </w:pPr>
+      <w:r>
+        <w:rPr>
+          <w:rFonts w:ascii="Times New Roman" w:hAnsi="Times New Roman" w:eastAsia="Malgun Gothic"/>
+          <w:b/>
+          <w:i w:val="0"/>
+          <w:sz w:val="22"/>
+        </w:rPr>
+        <w:t xml:space="preserve">Быков: </w:t>
+      </w:r>
+      <w:r>
+        <w:rPr>
+          <w:rFonts w:ascii="Times New Roman" w:hAnsi="Times New Roman" w:eastAsia="Malgun Gothic"/>
+          <w:b w:val="0"/>
+          <w:i/>
+          <w:color w:val="555555"/>
+          <w:sz w:val="22"/>
+        </w:rPr>
+        <w:t>(невесело усмехается)</w:t>
+      </w:r>
+      <w:r>
+        <w:rPr>
+          <w:rFonts w:ascii="Times New Roman" w:hAnsi="Times New Roman" w:eastAsia="Malgun Gothic"/>
+          <w:b w:val="0"/>
+          <w:i w:val="0"/>
+          <w:sz w:val="22"/>
+        </w:rPr>
+        <w:t xml:space="preserve"> Городничий хотя бы боялся. А этот, выходит, не боится никого.</w:t>
+      </w:r>
+    </w:p>
+    <w:p>
+      <w:pPr>
+        <w:spacing w:before="0" w:after="110" w:line="300" w:lineRule="auto"/>
+      </w:pPr>
+      <w:r>
+        <w:rPr>
+          <w:rFonts w:ascii="Times New Roman" w:hAnsi="Times New Roman" w:eastAsia="Malgun Gothic"/>
+          <w:b/>
+          <w:i w:val="0"/>
+          <w:sz w:val="22"/>
+        </w:rPr>
+        <w:t xml:space="preserve">Дарья: </w:t>
+      </w:r>
+      <w:r>
+        <w:rPr>
+          <w:rFonts w:ascii="Times New Roman" w:hAnsi="Times New Roman" w:eastAsia="Malgun Gothic"/>
+          <w:b w:val="0"/>
+          <w:i w:val="0"/>
+          <w:sz w:val="22"/>
+        </w:rPr>
+        <w:t>Боится. Только не ревизора, а того, что его конверты кто-нибудь посчитает.</w:t>
+      </w:r>
+    </w:p>
+    <w:p>
+      <w:pPr>
+        <w:spacing w:before="0" w:after="110" w:line="300" w:lineRule="auto"/>
+      </w:pPr>
+      <w:r>
+        <w:rPr>
+          <w:rFonts w:ascii="Times New Roman" w:hAnsi="Times New Roman" w:eastAsia="Malgun Gothic"/>
+          <w:b/>
+          <w:i w:val="0"/>
+          <w:sz w:val="22"/>
+        </w:rPr>
+        <w:t xml:space="preserve">Лёша: </w:t>
+      </w:r>
+      <w:r>
+        <w:rPr>
+          <w:rFonts w:ascii="Times New Roman" w:hAnsi="Times New Roman" w:eastAsia="Malgun Gothic"/>
+          <w:b w:val="0"/>
+          <w:i w:val="0"/>
+          <w:sz w:val="22"/>
+        </w:rPr>
+        <w:t>И вы собираетесь посчитать?</w:t>
+      </w:r>
+    </w:p>
+    <w:p>
+      <w:pPr>
+        <w:spacing w:before="0" w:after="110" w:line="300" w:lineRule="auto"/>
+      </w:pPr>
+      <w:r>
+        <w:rPr>
+          <w:rFonts w:ascii="Times New Roman" w:hAnsi="Times New Roman" w:eastAsia="Malgun Gothic"/>
+          <w:b/>
+          <w:i w:val="0"/>
+          <w:sz w:val="22"/>
+        </w:rPr>
+        <w:t xml:space="preserve">Дарья: </w:t>
+      </w:r>
+      <w:r>
+        <w:rPr>
+          <w:rFonts w:ascii="Times New Roman" w:hAnsi="Times New Roman" w:eastAsia="Malgun Gothic"/>
+          <w:b w:val="0"/>
+          <w:i w:val="0"/>
+          <w:sz w:val="22"/>
+        </w:rPr>
+        <w:t>Собираюсь. Но мне нужен человек с завода, который подтвердит, что после проверок ничего не менялось. Один живой голос — и мой материал перестаёт быть догадкой.</w:t>
+      </w:r>
+    </w:p>
+    <w:p>
+      <w:pPr>
+        <w:spacing w:before="0" w:after="110" w:line="300" w:lineRule="auto"/>
+      </w:pPr>
+      <w:r>
+        <w:rPr>
+          <w:rFonts w:ascii="Times New Roman" w:hAnsi="Times New Roman" w:eastAsia="Malgun Gothic"/>
+          <w:b/>
+          <w:i w:val="0"/>
+          <w:sz w:val="22"/>
+        </w:rPr>
+        <w:t xml:space="preserve">Лёша: </w:t>
+      </w:r>
+      <w:r>
+        <w:rPr>
+          <w:rFonts w:ascii="Times New Roman" w:hAnsi="Times New Roman" w:eastAsia="Malgun Gothic"/>
+          <w:b w:val="0"/>
+          <w:i w:val="0"/>
+          <w:sz w:val="22"/>
+        </w:rPr>
+        <w:t>Кажется, я знаю такого человека. Но сначала я спрошу его сам. Без вас.</w:t>
+      </w:r>
+    </w:p>
+    <w:p>
+      <w:pPr>
+        <w:spacing w:before="0" w:after="110" w:line="300" w:lineRule="auto"/>
+      </w:pPr>
+      <w:r>
+        <w:rPr>
+          <w:rFonts w:ascii="Times New Roman" w:hAnsi="Times New Roman" w:eastAsia="Malgun Gothic"/>
+          <w:b/>
+          <w:i w:val="0"/>
+          <w:sz w:val="22"/>
+        </w:rPr>
+        <w:t xml:space="preserve">Дарья: </w:t>
+      </w:r>
+      <w:r>
+        <w:rPr>
+          <w:rFonts w:ascii="Times New Roman" w:hAnsi="Times New Roman" w:eastAsia="Malgun Gothic"/>
+          <w:b w:val="0"/>
+          <w:i w:val="0"/>
+          <w:sz w:val="22"/>
+        </w:rPr>
+        <w:t>Справедливо. Я умею ждать.</w:t>
+      </w:r>
+    </w:p>
+    <w:p>
+      <w:pPr>
+        <w:spacing w:before="0" w:after="110" w:line="300" w:lineRule="auto"/>
+      </w:pPr>
+      <w:r>
+        <w:rPr>
+          <w:rFonts w:ascii="Times New Roman" w:hAnsi="Times New Roman" w:eastAsia="Malgun Gothic"/>
+          <w:b/>
+          <w:i w:val="0"/>
+          <w:sz w:val="22"/>
+        </w:rPr>
+        <w:t xml:space="preserve">Быков: </w:t>
+      </w:r>
+      <w:r>
+        <w:rPr>
+          <w:rFonts w:ascii="Times New Roman" w:hAnsi="Times New Roman" w:eastAsia="Malgun Gothic"/>
+          <w:b w:val="0"/>
+          <w:i w:val="0"/>
+          <w:sz w:val="22"/>
+        </w:rPr>
+        <w:t>Тогда договорились, Дарья Игоревна. Но с одним условием: без нашего согласия — ни одной фамилии в печати.</w:t>
+      </w:r>
+    </w:p>
+    <w:p>
+      <w:pPr>
+        <w:spacing w:before="0" w:after="110" w:line="300" w:lineRule="auto"/>
+      </w:pPr>
+      <w:r>
+        <w:rPr>
+          <w:rFonts w:ascii="Times New Roman" w:hAnsi="Times New Roman" w:eastAsia="Malgun Gothic"/>
+          <w:b/>
+          <w:i w:val="0"/>
+          <w:sz w:val="22"/>
+        </w:rPr>
+        <w:t xml:space="preserve">Дарья: </w:t>
+      </w:r>
+      <w:r>
+        <w:rPr>
+          <w:rFonts w:ascii="Times New Roman" w:hAnsi="Times New Roman" w:eastAsia="Malgun Gothic"/>
+          <w:b w:val="0"/>
+          <w:i w:val="0"/>
+          <w:sz w:val="22"/>
+        </w:rPr>
+        <w:t>Кроме Пантелеева.</w:t>
+      </w:r>
+    </w:p>
+    <w:p>
+      <w:pPr>
+        <w:spacing w:before="0" w:after="110" w:line="300" w:lineRule="auto"/>
+      </w:pPr>
+      <w:r>
+        <w:rPr>
+          <w:rFonts w:ascii="Times New Roman" w:hAnsi="Times New Roman" w:eastAsia="Malgun Gothic"/>
+          <w:b/>
+          <w:i w:val="0"/>
+          <w:sz w:val="22"/>
+        </w:rPr>
+        <w:t xml:space="preserve">Быков: </w:t>
+      </w:r>
+      <w:r>
+        <w:rPr>
+          <w:rFonts w:ascii="Times New Roman" w:hAnsi="Times New Roman" w:eastAsia="Malgun Gothic"/>
+          <w:b w:val="0"/>
+          <w:i w:val="0"/>
+          <w:sz w:val="22"/>
+        </w:rPr>
+        <w:t>Кроме Пантелеева — когда будут доказательства.</w:t>
+      </w:r>
+    </w:p>
+    <w:p>
+      <w:pPr>
         <w:keepNext/>
         <w:spacing w:before="320" w:after="140"/>
       </w:pPr>
@@ -718,6 +1060,52 @@
           <w:i w:val="0"/>
           <w:sz w:val="22"/>
         </w:rPr>
+        <w:t>Десять минут на весь цех?</w:t>
+      </w:r>
+    </w:p>
+    <w:p>
+      <w:pPr>
+        <w:spacing w:before="0" w:after="110" w:line="300" w:lineRule="auto"/>
+      </w:pPr>
+      <w:r>
+        <w:rPr>
+          <w:rFonts w:ascii="Times New Roman" w:hAnsi="Times New Roman" w:eastAsia="Malgun Gothic"/>
+          <w:b/>
+          <w:i w:val="0"/>
+          <w:sz w:val="22"/>
+        </w:rPr>
+        <w:t xml:space="preserve">Семён: </w:t>
+      </w:r>
+      <w:r>
+        <w:rPr>
+          <w:rFonts w:ascii="Times New Roman" w:hAnsi="Times New Roman" w:eastAsia="Malgun Gothic"/>
+          <w:b w:val="0"/>
+          <w:i w:val="0"/>
+          <w:sz w:val="22"/>
+        </w:rPr>
+        <w:t>Может, и меньше. К нашему участку даже не подходил — там запах такой, что галстук жалко.</w:t>
+      </w:r>
+    </w:p>
+    <w:p>
+      <w:pPr>
+        <w:spacing w:before="0" w:after="110" w:line="300" w:lineRule="auto"/>
+      </w:pPr>
+      <w:r>
+        <w:rPr>
+          <w:rFonts w:ascii="Times New Roman" w:hAnsi="Times New Roman" w:eastAsia="Malgun Gothic"/>
+          <w:b/>
+          <w:i w:val="0"/>
+          <w:sz w:val="22"/>
+        </w:rPr>
+        <w:t xml:space="preserve">Лёша: </w:t>
+      </w:r>
+      <w:r>
+        <w:rPr>
+          <w:rFonts w:ascii="Times New Roman" w:hAnsi="Times New Roman" w:eastAsia="Malgun Gothic"/>
+          <w:b w:val="0"/>
+          <w:i w:val="0"/>
+          <w:sz w:val="22"/>
+        </w:rPr>
         <w:t>Он с кем-нибудь разговаривал после проверки? С Панкратовым, может?</w:t>
       </w:r>
     </w:p>
@@ -884,6 +1272,98 @@
     </w:p>
     <w:p>
       <w:pPr>
+        <w:spacing w:before="0" w:after="110" w:line="300" w:lineRule="auto"/>
+      </w:pPr>
+      <w:r>
+        <w:rPr>
+          <w:rFonts w:ascii="Times New Roman" w:hAnsi="Times New Roman" w:eastAsia="Malgun Gothic"/>
+          <w:b/>
+          <w:i w:val="0"/>
+          <w:sz w:val="22"/>
+        </w:rPr>
+        <w:t xml:space="preserve">Лёша: </w:t>
+      </w:r>
+      <w:r>
+        <w:rPr>
+          <w:rFonts w:ascii="Times New Roman" w:hAnsi="Times New Roman" w:eastAsia="Malgun Gothic"/>
+          <w:b w:val="0"/>
+          <w:i w:val="0"/>
+          <w:sz w:val="22"/>
+        </w:rPr>
+        <w:t>Кто видел?</w:t>
+      </w:r>
+    </w:p>
+    <w:p>
+      <w:pPr>
+        <w:spacing w:before="0" w:after="110" w:line="300" w:lineRule="auto"/>
+      </w:pPr>
+      <w:r>
+        <w:rPr>
+          <w:rFonts w:ascii="Times New Roman" w:hAnsi="Times New Roman" w:eastAsia="Malgun Gothic"/>
+          <w:b/>
+          <w:i w:val="0"/>
+          <w:sz w:val="22"/>
+        </w:rPr>
+        <w:t xml:space="preserve">Семён: </w:t>
+      </w:r>
+      <w:r>
+        <w:rPr>
+          <w:rFonts w:ascii="Times New Roman" w:hAnsi="Times New Roman" w:eastAsia="Malgun Gothic"/>
+          <w:b w:val="0"/>
+          <w:i w:val="0"/>
+          <w:sz w:val="22"/>
+        </w:rPr>
+        <w:t>Люди видели. Город маленький, у каждой машины найдутся свидетели.</w:t>
+      </w:r>
+    </w:p>
+    <w:p>
+      <w:pPr>
+        <w:spacing w:before="0" w:after="110" w:line="300" w:lineRule="auto"/>
+      </w:pPr>
+      <w:r>
+        <w:rPr>
+          <w:rFonts w:ascii="Times New Roman" w:hAnsi="Times New Roman" w:eastAsia="Malgun Gothic"/>
+          <w:b/>
+          <w:i w:val="0"/>
+          <w:sz w:val="22"/>
+        </w:rPr>
+        <w:t xml:space="preserve">Лёша: </w:t>
+      </w:r>
+      <w:r>
+        <w:rPr>
+          <w:rFonts w:ascii="Times New Roman" w:hAnsi="Times New Roman" w:eastAsia="Malgun Gothic"/>
+          <w:b w:val="0"/>
+          <w:i w:val="0"/>
+          <w:sz w:val="22"/>
+        </w:rPr>
+        <w:t>Спасибо, что сказали.</w:t>
+      </w:r>
+    </w:p>
+    <w:p>
+      <w:pPr>
+        <w:spacing w:before="0" w:after="110" w:line="300" w:lineRule="auto"/>
+      </w:pPr>
+      <w:r>
+        <w:rPr>
+          <w:rFonts w:ascii="Times New Roman" w:hAnsi="Times New Roman" w:eastAsia="Malgun Gothic"/>
+          <w:b/>
+          <w:i w:val="0"/>
+          <w:sz w:val="22"/>
+        </w:rPr>
+        <w:t xml:space="preserve">Семён: </w:t>
+      </w:r>
+      <w:r>
+        <w:rPr>
+          <w:rFonts w:ascii="Times New Roman" w:hAnsi="Times New Roman" w:eastAsia="Malgun Gothic"/>
+          <w:b w:val="0"/>
+          <w:i w:val="0"/>
+          <w:sz w:val="22"/>
+        </w:rPr>
+        <w:t>Я не ради благодарности. Вы теперь, получается, за нас с Людой в ответе. А кто в ответе — того и стерегут.</w:t>
+      </w:r>
+    </w:p>
+    <w:p>
+      <w:pPr>
         <w:keepNext/>
         <w:spacing w:before="320" w:after="140"/>
       </w:pPr>
@@ -1010,6 +1490,98 @@
           <w:i w:val="0"/>
           <w:sz w:val="22"/>
         </w:rPr>
+        <w:t>Сколько времени вам нужно?</w:t>
+      </w:r>
+    </w:p>
+    <w:p>
+      <w:pPr>
+        <w:spacing w:before="0" w:after="110" w:line="300" w:lineRule="auto"/>
+      </w:pPr>
+      <w:r>
+        <w:rPr>
+          <w:rFonts w:ascii="Times New Roman" w:hAnsi="Times New Roman" w:eastAsia="Malgun Gothic"/>
+          <w:b/>
+          <w:i w:val="0"/>
+          <w:sz w:val="22"/>
+        </w:rPr>
+        <w:t xml:space="preserve">Дарья: </w:t>
+      </w:r>
+      <w:r>
+        <w:rPr>
+          <w:rFonts w:ascii="Times New Roman" w:hAnsi="Times New Roman" w:eastAsia="Malgun Gothic"/>
+          <w:b w:val="0"/>
+          <w:i w:val="0"/>
+          <w:sz w:val="22"/>
+        </w:rPr>
+        <w:t>Недели две, может, три. Нужно поднять акты по двум другим авариям и понять, кто там был подрядчиком.</w:t>
+      </w:r>
+    </w:p>
+    <w:p>
+      <w:pPr>
+        <w:spacing w:before="0" w:after="110" w:line="300" w:lineRule="auto"/>
+      </w:pPr>
+      <w:r>
+        <w:rPr>
+          <w:rFonts w:ascii="Times New Roman" w:hAnsi="Times New Roman" w:eastAsia="Malgun Gothic"/>
+          <w:b/>
+          <w:i w:val="0"/>
+          <w:sz w:val="22"/>
+        </w:rPr>
+        <w:t xml:space="preserve">Лёша: </w:t>
+      </w:r>
+      <w:r>
+        <w:rPr>
+          <w:rFonts w:ascii="Times New Roman" w:hAnsi="Times New Roman" w:eastAsia="Malgun Gothic"/>
+          <w:b w:val="0"/>
+          <w:i w:val="0"/>
+          <w:sz w:val="22"/>
+        </w:rPr>
+        <w:t>Вы уже знаете, где были эти аварии?</w:t>
+      </w:r>
+    </w:p>
+    <w:p>
+      <w:pPr>
+        <w:spacing w:before="0" w:after="110" w:line="300" w:lineRule="auto"/>
+      </w:pPr>
+      <w:r>
+        <w:rPr>
+          <w:rFonts w:ascii="Times New Roman" w:hAnsi="Times New Roman" w:eastAsia="Malgun Gothic"/>
+          <w:b/>
+          <w:i w:val="0"/>
+          <w:sz w:val="22"/>
+        </w:rPr>
+        <w:t xml:space="preserve">Дарья: </w:t>
+      </w:r>
+      <w:r>
+        <w:rPr>
+          <w:rFonts w:ascii="Times New Roman" w:hAnsi="Times New Roman" w:eastAsia="Malgun Gothic"/>
+          <w:b w:val="0"/>
+          <w:i w:val="0"/>
+          <w:sz w:val="22"/>
+        </w:rPr>
+        <w:t>Знаю. Но пока не скажу — не потому, что не доверяю, а потому, что сама не уверена. Непроверенное имя в чужих руках хуже, чем никакого.</w:t>
+      </w:r>
+    </w:p>
+    <w:p>
+      <w:pPr>
+        <w:spacing w:before="0" w:after="110" w:line="300" w:lineRule="auto"/>
+      </w:pPr>
+      <w:r>
+        <w:rPr>
+          <w:rFonts w:ascii="Times New Roman" w:hAnsi="Times New Roman" w:eastAsia="Malgun Gothic"/>
+          <w:b/>
+          <w:i w:val="0"/>
+          <w:sz w:val="22"/>
+        </w:rPr>
+        <w:t xml:space="preserve">Лёша: </w:t>
+      </w:r>
+      <w:r>
+        <w:rPr>
+          <w:rFonts w:ascii="Times New Roman" w:hAnsi="Times New Roman" w:eastAsia="Malgun Gothic"/>
+          <w:b w:val="0"/>
+          <w:i w:val="0"/>
+          <w:sz w:val="22"/>
+        </w:rPr>
         <w:t>А вы сами… не боитесь?</w:t>
       </w:r>
     </w:p>
@@ -1172,6 +1744,52 @@
           <w:sz w:val="22"/>
         </w:rPr>
         <w:t>Ничего. Это давно уже не боль, а просто причина, по которой я делаю то, что делаю.</w:t>
+      </w:r>
+    </w:p>
+    <w:p>
+      <w:pPr>
+        <w:spacing w:before="0" w:after="110" w:line="300" w:lineRule="auto"/>
+      </w:pPr>
+      <w:r>
+        <w:rPr>
+          <w:rFonts w:ascii="Times New Roman" w:hAnsi="Times New Roman" w:eastAsia="Malgun Gothic"/>
+          <w:b/>
+          <w:i w:val="0"/>
+          <w:sz w:val="22"/>
+        </w:rPr>
+        <w:t xml:space="preserve">Лёша: </w:t>
+      </w:r>
+      <w:r>
+        <w:rPr>
+          <w:rFonts w:ascii="Times New Roman" w:hAnsi="Times New Roman" w:eastAsia="Malgun Gothic"/>
+          <w:b w:val="0"/>
+          <w:i w:val="0"/>
+          <w:sz w:val="22"/>
+        </w:rPr>
+        <w:t>Мой учитель тоже однажды сказал, что делает это не из мести, а из долга.</w:t>
+      </w:r>
+    </w:p>
+    <w:p>
+      <w:pPr>
+        <w:spacing w:before="0" w:after="110" w:line="300" w:lineRule="auto"/>
+      </w:pPr>
+      <w:r>
+        <w:rPr>
+          <w:rFonts w:ascii="Times New Roman" w:hAnsi="Times New Roman" w:eastAsia="Malgun Gothic"/>
+          <w:b/>
+          <w:i w:val="0"/>
+          <w:sz w:val="22"/>
+        </w:rPr>
+        <w:t xml:space="preserve">Дарья: </w:t>
+      </w:r>
+      <w:r>
+        <w:rPr>
+          <w:rFonts w:ascii="Times New Roman" w:hAnsi="Times New Roman" w:eastAsia="Malgun Gothic"/>
+          <w:b w:val="0"/>
+          <w:i w:val="0"/>
+          <w:sz w:val="22"/>
+        </w:rPr>
+        <w:t>Хорошие слова. Только у меня, наверное, и того и другого понемногу. Стараюсь, чтобы второго было больше.</w:t>
       </w:r>
     </w:p>
     <w:p>
@@ -1312,6 +1930,52 @@
           <w:i w:val="0"/>
           <w:sz w:val="22"/>
         </w:rPr>
+        <w:t>Она сейчас там?</w:t>
+      </w:r>
+    </w:p>
+    <w:p>
+      <w:pPr>
+        <w:spacing w:before="0" w:after="110" w:line="300" w:lineRule="auto"/>
+      </w:pPr>
+      <w:r>
+        <w:rPr>
+          <w:rFonts w:ascii="Times New Roman" w:hAnsi="Times New Roman" w:eastAsia="Malgun Gothic"/>
+          <w:b/>
+          <w:i w:val="0"/>
+          <w:sz w:val="22"/>
+        </w:rPr>
+        <w:t xml:space="preserve">Быков: </w:t>
+      </w:r>
+      <w:r>
+        <w:rPr>
+          <w:rFonts w:ascii="Times New Roman" w:hAnsi="Times New Roman" w:eastAsia="Malgun Gothic"/>
+          <w:b w:val="0"/>
+          <w:i w:val="0"/>
+          <w:sz w:val="22"/>
+        </w:rPr>
+        <w:t>Сейчас нет. Но пустое место под окном ничего не значит. Если бы я следил, я бы тоже менял машины.</w:t>
+      </w:r>
+    </w:p>
+    <w:p>
+      <w:pPr>
+        <w:spacing w:before="0" w:after="110" w:line="300" w:lineRule="auto"/>
+      </w:pPr>
+      <w:r>
+        <w:rPr>
+          <w:rFonts w:ascii="Times New Roman" w:hAnsi="Times New Roman" w:eastAsia="Malgun Gothic"/>
+          <w:b/>
+          <w:i w:val="0"/>
+          <w:sz w:val="22"/>
+        </w:rPr>
+        <w:t xml:space="preserve">Лёша: </w:t>
+      </w:r>
+      <w:r>
+        <w:rPr>
+          <w:rFonts w:ascii="Times New Roman" w:hAnsi="Times New Roman" w:eastAsia="Malgun Gothic"/>
+          <w:b w:val="0"/>
+          <w:i w:val="0"/>
+          <w:sz w:val="22"/>
+        </w:rPr>
         <w:t>Что нам делать?</w:t>
       </w:r>
     </w:p>
@@ -1414,6 +2078,52 @@
           <w:i w:val="0"/>
           <w:sz w:val="22"/>
         </w:rPr>
+        <w:t>Бронежилет у нас, простите, из бумаги.</w:t>
+      </w:r>
+    </w:p>
+    <w:p>
+      <w:pPr>
+        <w:spacing w:before="0" w:after="110" w:line="300" w:lineRule="auto"/>
+      </w:pPr>
+      <w:r>
+        <w:rPr>
+          <w:rFonts w:ascii="Times New Roman" w:hAnsi="Times New Roman" w:eastAsia="Malgun Gothic"/>
+          <w:b/>
+          <w:i w:val="0"/>
+          <w:sz w:val="22"/>
+        </w:rPr>
+        <w:t xml:space="preserve">Быков: </w:t>
+      </w:r>
+      <w:r>
+        <w:rPr>
+          <w:rFonts w:ascii="Times New Roman" w:hAnsi="Times New Roman" w:eastAsia="Malgun Gothic"/>
+          <w:b w:val="0"/>
+          <w:i w:val="0"/>
+          <w:sz w:val="22"/>
+        </w:rPr>
+        <w:t>Бумага — лучший бронежилет, если она правильно оформлена и лежит в трёх местах сразу. Сделай копии всего, что есть по «Сибзаводу». Одну — в сейф, одну — ко мне домой, третью — туда, куда я скажу потом.</w:t>
+      </w:r>
+    </w:p>
+    <w:p>
+      <w:pPr>
+        <w:spacing w:before="0" w:after="110" w:line="300" w:lineRule="auto"/>
+      </w:pPr>
+      <w:r>
+        <w:rPr>
+          <w:rFonts w:ascii="Times New Roman" w:hAnsi="Times New Roman" w:eastAsia="Malgun Gothic"/>
+          <w:b/>
+          <w:i w:val="0"/>
+          <w:sz w:val="22"/>
+        </w:rPr>
+        <w:t xml:space="preserve">Лёша: </w:t>
+      </w:r>
+      <w:r>
+        <w:rPr>
+          <w:rFonts w:ascii="Times New Roman" w:hAnsi="Times New Roman" w:eastAsia="Malgun Gothic"/>
+          <w:b w:val="0"/>
+          <w:i w:val="0"/>
+          <w:sz w:val="22"/>
+        </w:rPr>
         <w:t>Дарье сказать?</w:t>
       </w:r>
     </w:p>
@@ -1708,6 +2418,200 @@
     </w:p>
     <w:p>
       <w:pPr>
+        <w:spacing w:before="0" w:after="110" w:line="300" w:lineRule="auto"/>
+      </w:pPr>
+      <w:r>
+        <w:rPr>
+          <w:rFonts w:ascii="Times New Roman" w:hAnsi="Times New Roman" w:eastAsia="Malgun Gothic"/>
+          <w:b/>
+          <w:i w:val="0"/>
+          <w:sz w:val="22"/>
+        </w:rPr>
+        <w:t xml:space="preserve">Лёша: </w:t>
+      </w:r>
+      <w:r>
+        <w:rPr>
+          <w:rFonts w:ascii="Times New Roman" w:hAnsi="Times New Roman" w:eastAsia="Malgun Gothic"/>
+          <w:b w:val="0"/>
+          <w:i w:val="0"/>
+          <w:sz w:val="22"/>
+        </w:rPr>
+        <w:t>Дарья Игоревна, можно личный вопрос?</w:t>
+      </w:r>
+    </w:p>
+    <w:p>
+      <w:pPr>
+        <w:spacing w:before="0" w:after="110" w:line="300" w:lineRule="auto"/>
+      </w:pPr>
+      <w:r>
+        <w:rPr>
+          <w:rFonts w:ascii="Times New Roman" w:hAnsi="Times New Roman" w:eastAsia="Malgun Gothic"/>
+          <w:b/>
+          <w:i w:val="0"/>
+          <w:sz w:val="22"/>
+        </w:rPr>
+        <w:t xml:space="preserve">Дарья: </w:t>
+      </w:r>
+      <w:r>
+        <w:rPr>
+          <w:rFonts w:ascii="Times New Roman" w:hAnsi="Times New Roman" w:eastAsia="Malgun Gothic"/>
+          <w:b w:val="0"/>
+          <w:i w:val="0"/>
+          <w:sz w:val="22"/>
+        </w:rPr>
+        <w:t>Смотря какой.</w:t>
+      </w:r>
+    </w:p>
+    <w:p>
+      <w:pPr>
+        <w:spacing w:before="0" w:after="110" w:line="300" w:lineRule="auto"/>
+      </w:pPr>
+      <w:r>
+        <w:rPr>
+          <w:rFonts w:ascii="Times New Roman" w:hAnsi="Times New Roman" w:eastAsia="Malgun Gothic"/>
+          <w:b/>
+          <w:i w:val="0"/>
+          <w:sz w:val="22"/>
+        </w:rPr>
+        <w:t xml:space="preserve">Лёша: </w:t>
+      </w:r>
+      <w:r>
+        <w:rPr>
+          <w:rFonts w:ascii="Times New Roman" w:hAnsi="Times New Roman" w:eastAsia="Malgun Gothic"/>
+          <w:b w:val="0"/>
+          <w:i w:val="0"/>
+          <w:sz w:val="22"/>
+        </w:rPr>
+        <w:t>Почему вы пришли именно к нам? В городе есть адвокаты и посолиднее.</w:t>
+      </w:r>
+    </w:p>
+    <w:p>
+      <w:pPr>
+        <w:spacing w:before="0" w:after="110" w:line="300" w:lineRule="auto"/>
+      </w:pPr>
+      <w:r>
+        <w:rPr>
+          <w:rFonts w:ascii="Times New Roman" w:hAnsi="Times New Roman" w:eastAsia="Malgun Gothic"/>
+          <w:b/>
+          <w:i w:val="0"/>
+          <w:sz w:val="22"/>
+        </w:rPr>
+        <w:t xml:space="preserve">Дарья: </w:t>
+      </w:r>
+      <w:r>
+        <w:rPr>
+          <w:rFonts w:ascii="Times New Roman" w:hAnsi="Times New Roman" w:eastAsia="Malgun Gothic"/>
+          <w:b w:val="0"/>
+          <w:i w:val="0"/>
+          <w:sz w:val="22"/>
+        </w:rPr>
+        <w:t>Посолиднее — есть. Бесплатно защищать деревню — нет. Я видела, как вы говорили с Куценко после суда. Вы не радовались, что он проиграл. Вы радовались, что река станет чистой.</w:t>
+      </w:r>
+    </w:p>
+    <w:p>
+      <w:pPr>
+        <w:spacing w:before="0" w:after="110" w:line="300" w:lineRule="auto"/>
+      </w:pPr>
+      <w:r>
+        <w:rPr>
+          <w:rFonts w:ascii="Times New Roman" w:hAnsi="Times New Roman" w:eastAsia="Malgun Gothic"/>
+          <w:b/>
+          <w:i w:val="0"/>
+          <w:sz w:val="22"/>
+        </w:rPr>
+        <w:t xml:space="preserve">Лёша: </w:t>
+      </w:r>
+      <w:r>
+        <w:rPr>
+          <w:rFonts w:ascii="Times New Roman" w:hAnsi="Times New Roman" w:eastAsia="Malgun Gothic"/>
+          <w:b w:val="0"/>
+          <w:i w:val="0"/>
+          <w:sz w:val="22"/>
+        </w:rPr>
+        <w:t>Это так заметно?</w:t>
+      </w:r>
+    </w:p>
+    <w:p>
+      <w:pPr>
+        <w:spacing w:before="0" w:after="110" w:line="300" w:lineRule="auto"/>
+      </w:pPr>
+      <w:r>
+        <w:rPr>
+          <w:rFonts w:ascii="Times New Roman" w:hAnsi="Times New Roman" w:eastAsia="Malgun Gothic"/>
+          <w:b/>
+          <w:i w:val="0"/>
+          <w:sz w:val="22"/>
+        </w:rPr>
+        <w:t xml:space="preserve">Дарья: </w:t>
+      </w:r>
+      <w:r>
+        <w:rPr>
+          <w:rFonts w:ascii="Times New Roman" w:hAnsi="Times New Roman" w:eastAsia="Malgun Gothic"/>
+          <w:b w:val="0"/>
+          <w:i w:val="0"/>
+          <w:sz w:val="22"/>
+        </w:rPr>
+        <w:t>Мне — заметно. Моя профессия — видеть, что людям на самом деле важно.</w:t>
+      </w:r>
+    </w:p>
+    <w:p>
+      <w:pPr>
+        <w:spacing w:before="0" w:after="110" w:line="300" w:lineRule="auto"/>
+      </w:pPr>
+      <w:r>
+        <w:rPr>
+          <w:rFonts w:ascii="Times New Roman" w:hAnsi="Times New Roman" w:eastAsia="Malgun Gothic"/>
+          <w:b/>
+          <w:i w:val="0"/>
+          <w:sz w:val="22"/>
+        </w:rPr>
+        <w:t xml:space="preserve">Лёша: </w:t>
+      </w:r>
+      <w:r>
+        <w:rPr>
+          <w:rFonts w:ascii="Times New Roman" w:hAnsi="Times New Roman" w:eastAsia="Malgun Gothic"/>
+          <w:b w:val="0"/>
+          <w:i w:val="0"/>
+          <w:sz w:val="22"/>
+        </w:rPr>
+        <w:t>А что на самом деле важно вам?</w:t>
+      </w:r>
+    </w:p>
+    <w:p>
+      <w:pPr>
+        <w:spacing w:before="0" w:after="110" w:line="300" w:lineRule="auto"/>
+      </w:pPr>
+      <w:r>
+        <w:rPr>
+          <w:rFonts w:ascii="Times New Roman" w:hAnsi="Times New Roman" w:eastAsia="Malgun Gothic"/>
+          <w:b/>
+          <w:i w:val="0"/>
+          <w:sz w:val="22"/>
+        </w:rPr>
+        <w:t xml:space="preserve">Дарья: </w:t>
+      </w:r>
+      <w:r>
+        <w:rPr>
+          <w:rFonts w:ascii="Times New Roman" w:hAnsi="Times New Roman" w:eastAsia="Malgun Gothic"/>
+          <w:b w:val="0"/>
+          <w:i/>
+          <w:color w:val="555555"/>
+          <w:sz w:val="22"/>
+        </w:rPr>
+        <w:t>(пауза)</w:t>
+      </w:r>
+      <w:r>
+        <w:rPr>
+          <w:rFonts w:ascii="Times New Roman" w:hAnsi="Times New Roman" w:eastAsia="Malgun Gothic"/>
+          <w:b w:val="0"/>
+          <w:i w:val="0"/>
+          <w:sz w:val="22"/>
+        </w:rPr>
+        <w:t xml:space="preserve"> Чтобы никто больше не умирал «от сердца», когда пишет правду. Вот и всё.</w:t>
+      </w:r>
+    </w:p>
+    <w:p>
+      <w:pPr>
         <w:keepNext/>
         <w:spacing w:before="320" w:after="140"/>
       </w:pPr>
@@ -1811,6 +2715,52 @@
           <w:i w:val="0"/>
           <w:sz w:val="22"/>
         </w:rPr>
+        <w:t>А у вас что — смелость или привычка?</w:t>
+      </w:r>
+    </w:p>
+    <w:p>
+      <w:pPr>
+        <w:spacing w:before="0" w:after="110" w:line="300" w:lineRule="auto"/>
+      </w:pPr>
+      <w:r>
+        <w:rPr>
+          <w:rFonts w:ascii="Times New Roman" w:hAnsi="Times New Roman" w:eastAsia="Malgun Gothic"/>
+          <w:b/>
+          <w:i w:val="0"/>
+          <w:sz w:val="22"/>
+        </w:rPr>
+        <w:t xml:space="preserve">Быков: </w:t>
+      </w:r>
+      <w:r>
+        <w:rPr>
+          <w:rFonts w:ascii="Times New Roman" w:hAnsi="Times New Roman" w:eastAsia="Malgun Gothic"/>
+          <w:b w:val="0"/>
+          <w:i w:val="0"/>
+          <w:sz w:val="22"/>
+        </w:rPr>
+        <w:t>У меня, Алексей, возраст. В моём возрасте бояться уже невыгодно — слишком мало времени осталось, чтобы тратить его на страх.</w:t>
+      </w:r>
+    </w:p>
+    <w:p>
+      <w:pPr>
+        <w:spacing w:before="0" w:after="110" w:line="300" w:lineRule="auto"/>
+      </w:pPr>
+      <w:r>
+        <w:rPr>
+          <w:rFonts w:ascii="Times New Roman" w:hAnsi="Times New Roman" w:eastAsia="Malgun Gothic"/>
+          <w:b/>
+          <w:i w:val="0"/>
+          <w:sz w:val="22"/>
+        </w:rPr>
+        <w:t xml:space="preserve">Лёша: </w:t>
+      </w:r>
+      <w:r>
+        <w:rPr>
+          <w:rFonts w:ascii="Times New Roman" w:hAnsi="Times New Roman" w:eastAsia="Malgun Gothic"/>
+          <w:b w:val="0"/>
+          <w:i w:val="0"/>
+          <w:sz w:val="22"/>
+        </w:rPr>
         <w:t>Вы ей не доверяете?</w:t>
       </w:r>
     </w:p>
@@ -1903,6 +2853,62 @@
           <w:i w:val="0"/>
           <w:sz w:val="22"/>
         </w:rPr>
+        <w:t>А мы с вами — команда?</w:t>
+      </w:r>
+    </w:p>
+    <w:p>
+      <w:pPr>
+        <w:spacing w:before="0" w:after="110" w:line="300" w:lineRule="auto"/>
+      </w:pPr>
+      <w:r>
+        <w:rPr>
+          <w:rFonts w:ascii="Times New Roman" w:hAnsi="Times New Roman" w:eastAsia="Malgun Gothic"/>
+          <w:b/>
+          <w:i w:val="0"/>
+          <w:sz w:val="22"/>
+        </w:rPr>
+        <w:t xml:space="preserve">Быков: </w:t>
+      </w:r>
+      <w:r>
+        <w:rPr>
+          <w:rFonts w:ascii="Times New Roman" w:hAnsi="Times New Roman" w:eastAsia="Malgun Gothic"/>
+          <w:b w:val="0"/>
+          <w:i/>
+          <w:color w:val="555555"/>
+          <w:sz w:val="22"/>
+        </w:rPr>
+        <w:t>(смотрит на него поверх очков)</w:t>
+      </w:r>
+      <w:r>
+        <w:rPr>
+          <w:rFonts w:ascii="Times New Roman" w:hAnsi="Times New Roman" w:eastAsia="Malgun Gothic"/>
+          <w:b w:val="0"/>
+          <w:i w:val="0"/>
+          <w:sz w:val="22"/>
+        </w:rPr>
+        <w:t xml:space="preserve"> Ты мне спину уже прикрывал. У ворот Панкратова, в суде с Куценко. Так что не задавай глупых вопросов.</w:t>
+      </w:r>
+    </w:p>
+    <w:p>
+      <w:pPr>
+        <w:spacing w:before="0" w:after="110" w:line="300" w:lineRule="auto"/>
+      </w:pPr>
+      <w:r>
+        <w:rPr>
+          <w:rFonts w:ascii="Times New Roman" w:hAnsi="Times New Roman" w:eastAsia="Malgun Gothic"/>
+          <w:b/>
+          <w:i w:val="0"/>
+          <w:sz w:val="22"/>
+        </w:rPr>
+        <w:t xml:space="preserve">Лёша: </w:t>
+      </w:r>
+      <w:r>
+        <w:rPr>
+          <w:rFonts w:ascii="Times New Roman" w:hAnsi="Times New Roman" w:eastAsia="Malgun Gothic"/>
+          <w:b w:val="0"/>
+          <w:i w:val="0"/>
+          <w:sz w:val="22"/>
+        </w:rPr>
         <w:t>А если она захочет опубликовать раньше времени?</w:t>
       </w:r>
     </w:p>
@@ -1973,6 +2979,52 @@
           <w:sz w:val="22"/>
         </w:rPr>
         <w:t>Потому что мы приближаемся к чему-то, Алексей. Я чувствую это по машине без номеров под окнами. Скоро дело перестанет быть просто делом.</w:t>
+      </w:r>
+    </w:p>
+    <w:p>
+      <w:pPr>
+        <w:spacing w:before="0" w:after="110" w:line="300" w:lineRule="auto"/>
+      </w:pPr>
+      <w:r>
+        <w:rPr>
+          <w:rFonts w:ascii="Times New Roman" w:hAnsi="Times New Roman" w:eastAsia="Malgun Gothic"/>
+          <w:b/>
+          <w:i w:val="0"/>
+          <w:sz w:val="22"/>
+        </w:rPr>
+        <w:t xml:space="preserve">Лёша: </w:t>
+      </w:r>
+      <w:r>
+        <w:rPr>
+          <w:rFonts w:ascii="Times New Roman" w:hAnsi="Times New Roman" w:eastAsia="Malgun Gothic"/>
+          <w:b w:val="0"/>
+          <w:i w:val="0"/>
+          <w:sz w:val="22"/>
+        </w:rPr>
+        <w:t>К чему?</w:t>
+      </w:r>
+    </w:p>
+    <w:p>
+      <w:pPr>
+        <w:spacing w:before="0" w:after="110" w:line="300" w:lineRule="auto"/>
+      </w:pPr>
+      <w:r>
+        <w:rPr>
+          <w:rFonts w:ascii="Times New Roman" w:hAnsi="Times New Roman" w:eastAsia="Malgun Gothic"/>
+          <w:b/>
+          <w:i w:val="0"/>
+          <w:sz w:val="22"/>
+        </w:rPr>
+        <w:t xml:space="preserve">Быков: </w:t>
+      </w:r>
+      <w:r>
+        <w:rPr>
+          <w:rFonts w:ascii="Times New Roman" w:hAnsi="Times New Roman" w:eastAsia="Malgun Gothic"/>
+          <w:b w:val="0"/>
+          <w:i w:val="0"/>
+          <w:sz w:val="22"/>
+        </w:rPr>
+        <w:t>Не знаю. Но когда за тобой начинают ездить машины без номеров, это значит, что тебя уже внесли в чей-то список. Вопрос только — в какую графу.</w:t>
       </w:r>
     </w:p>
     <w:p>

--- a/러시아 인권변호사/1부/1부_6화_다리야와의_인연.docx
+++ b/러시아 인권변호사/1부/1부_6화_다리야와의_인연.docx
@@ -3063,7 +3063,7 @@
           <w:i w:val="0"/>
           <w:sz w:val="22"/>
         </w:rPr>
-        <w:t xml:space="preserve"> — 시장 스크보즈니크-드무하놉스키가 관리들을 모아 놓고 알리는 첫 장면의 대사. 장면 2에서 다리야가 부패 노동감독관 판텔레예프를 소개하며 “고골의 도시는 감사관이 온다는 말에 떨었지만, 우리는 봉투를 들고 느긋하게 기다린다”고 비튼다. 점검이 형식이 되고 뇌물이 제도가 된 구조를 한 줄로 드러낸다.</w:t>
+        <w:t xml:space="preserve"> — 한국어 해설: 시장 스크보즈니크-드무하놉스키가 관리들을 모아 놓고 알리는 첫 장면의 대사. 장면 2에서 다리야가 부패 노동감독관 판텔레예프를 소개하며 “고골의 도시는 감사관이 온다는 말에 떨었지만, 우리는 봉투를 들고 느긋하게 기다린다”고 비튼다. 점검이 형식이 되고 뇌물이 제도가 된 구조를 한 줄로 드러낸다.</w:t>
       </w:r>
     </w:p>
     <w:p>
@@ -3086,7 +3086,7 @@
           <w:i w:val="0"/>
           <w:sz w:val="22"/>
         </w:rPr>
-        <w:t xml:space="preserve"> — 교사 벨리코프의 입버릇. 장면 5에서 료샤가 조심을 거듭 당부하는 비코프를 벨리코프에 빗대자, 비코프는 “벨리코프는 아무것도 하지 않으려고 상자 속에 숨었지만, 나는 더 많은 일을 하려고 조심하라는 것이다. 상자와 방탄조끼는 다르다”고 답한다. 비코프의 신중함이 두려움이 아니라 전략임을 보여 주는 대목.</w:t>
+        <w:t xml:space="preserve"> — 한국어 해설: 교사 벨리코프의 입버릇. 장면 5에서 료샤가 조심을 거듭 당부하는 비코프를 벨리코프에 빗대자, 비코프는 “벨리코프는 아무것도 하지 않으려고 상자 속에 숨었지만, 나는 더 많은 일을 하려고 조심하라는 것이다. 상자와 방탄조끼는 다르다”고 답한다. 비코프의 신중함이 두려움이 아니라 전략임을 보여 주는 대목.</w:t>
       </w:r>
     </w:p>
     <w:p>
